--- a/Modelos/AG/FDMS/declaracao_coord_adm_FDMS.docx
+++ b/Modelos/AG/FDMS/declaracao_coord_adm_FDMS.docx
@@ -1148,14 +1148,20 @@
       </w:r>
       <w:proofErr w:type="spellEnd"/>
       <w:r>
-        <w:t xml:space="preserve"> }}    {{ </w:t>
-      </w:r>
-      <w:proofErr w:type="spellStart"/>
-      <w:r>
-        <w:t>siape</w:t>
+        <w:t xml:space="preserve"> }}    </w:t>
+      </w:r>
+      <w:r>
+        <w:br/>
       </w:r>
       <w:bookmarkStart w:id="0" w:name="_GoBack"/>
       <w:bookmarkEnd w:id="0"/>
+      <w:r>
+        <w:t xml:space="preserve">{{ </w:t>
+      </w:r>
+      <w:proofErr w:type="spellStart"/>
+      <w:r>
+        <w:t>siape</w:t>
+      </w:r>
       <w:proofErr w:type="spellEnd"/>
       <w:r>
         <w:t xml:space="preserve"> </w:t>

--- a/Modelos/AG/FDMS/declaracao_coord_adm_FDMS.docx
+++ b/Modelos/AG/FDMS/declaracao_coord_adm_FDMS.docx
@@ -1134,17 +1134,15 @@
       <w:pPr>
         <w:jc w:val="right"/>
       </w:pPr>
-      <w:proofErr w:type="gramStart"/>
+      <w:r>
+        <w:t xml:space="preserve">NOME: </w:t>
+      </w:r>
       <w:r>
         <w:t xml:space="preserve">{{ </w:t>
       </w:r>
       <w:proofErr w:type="spellStart"/>
       <w:r>
-        <w:t>nome</w:t>
-      </w:r>
-      <w:proofErr w:type="gramEnd"/>
-      <w:r>
-        <w:t>_coord_adm</w:t>
+        <w:t>nome_coord_adm</w:t>
       </w:r>
       <w:proofErr w:type="spellEnd"/>
       <w:r>
@@ -1152,6 +1150,9 @@
       </w:r>
       <w:r>
         <w:br/>
+      </w:r>
+      <w:r>
+        <w:t xml:space="preserve">SIAPE: </w:t>
       </w:r>
       <w:bookmarkStart w:id="0" w:name="_GoBack"/>
       <w:bookmarkEnd w:id="0"/>

--- a/Modelos/AG/FDMS/declaracao_coord_adm_FDMS.docx
+++ b/Modelos/AG/FDMS/declaracao_coord_adm_FDMS.docx
@@ -1142,37 +1142,29 @@
       </w:r>
       <w:proofErr w:type="spellStart"/>
       <w:r>
-        <w:t>nome_coord_adm</w:t>
-      </w:r>
-      <w:proofErr w:type="spellEnd"/>
-      <w:r>
-        <w:t xml:space="preserve"> }}    </w:t>
-      </w:r>
-      <w:r>
-        <w:br/>
-      </w:r>
-      <w:r>
-        <w:t xml:space="preserve">SIAPE: </w:t>
+        <w:t>nome</w:t>
       </w:r>
       <w:bookmarkStart w:id="0" w:name="_GoBack"/>
       <w:bookmarkEnd w:id="0"/>
       <w:r>
+        <w:t>_coord_adm</w:t>
+      </w:r>
+      <w:proofErr w:type="spellEnd"/>
+      <w:r>
+        <w:t xml:space="preserve"> }}    </w:t>
+      </w:r>
+      <w:r>
+        <w:br/>
+      </w:r>
+      <w:r>
+        <w:t xml:space="preserve">SIAPE: </w:t>
+      </w:r>
+      <w:r>
         <w:t xml:space="preserve">{{ </w:t>
       </w:r>
       <w:proofErr w:type="spellStart"/>
       <w:r>
-        <w:t>siape</w:t>
-      </w:r>
-      <w:proofErr w:type="spellEnd"/>
-      <w:r>
-        <w:t xml:space="preserve"> </w:t>
-      </w:r>
-      <w:r>
-        <w:t>_</w:t>
-      </w:r>
-      <w:proofErr w:type="spellStart"/>
-      <w:r>
-        <w:t>adm</w:t>
+        <w:t>siape_adm</w:t>
       </w:r>
       <w:proofErr w:type="spellEnd"/>
       <w:r>
